--- a/evaluacion practica.docx
+++ b/evaluacion practica.docx
@@ -3514,6 +3514,474 @@
                     <a:xfrm>
                       <a:off x="0" y="0"/>
                       <a:ext cx="5612130" cy="2329180"/>
+                    </a:xfrm>
+                    <a:prstGeom prst="rect">
+                      <a:avLst/>
+                    </a:prstGeom>
+                  </pic:spPr>
+                </pic:pic>
+              </a:graphicData>
+            </a:graphic>
+          </wp:inline>
+        </w:drawing>
+      </w:r>
+    </w:p>
+    <w:p>
+      <w:pPr>
+        <w:spacing w:line="240" w:lineRule="auto"/>
+        <w:jc w:val="both"/>
+        <w:rPr>
+          <w:rFonts w:ascii="Times New Roman" w:hAnsi="Times New Roman" w:cs="Times New Roman"/>
+          <w:b/>
+        </w:rPr>
+      </w:pPr>
+    </w:p>
+    <w:p>
+      <w:pPr>
+        <w:spacing w:line="240" w:lineRule="auto"/>
+        <w:jc w:val="both"/>
+        <w:rPr>
+          <w:rFonts w:ascii="Times New Roman" w:hAnsi="Times New Roman" w:cs="Times New Roman"/>
+          <w:b/>
+        </w:rPr>
+      </w:pPr>
+    </w:p>
+    <w:p>
+      <w:pPr>
+        <w:spacing w:line="240" w:lineRule="auto"/>
+        <w:jc w:val="both"/>
+        <w:rPr>
+          <w:rFonts w:ascii="Times New Roman" w:hAnsi="Times New Roman" w:cs="Times New Roman"/>
+          <w:b/>
+        </w:rPr>
+      </w:pPr>
+      <w:r>
+        <w:rPr>
+          <w:rFonts w:ascii="Times New Roman" w:hAnsi="Times New Roman" w:cs="Times New Roman"/>
+          <w:b/>
+        </w:rPr>
+        <w:drawing>
+          <wp:inline distT="0" distB="0" distL="0" distR="0" wp14:anchorId="3042AD7F" wp14:editId="0906AE2B">
+            <wp:extent cx="5553850" cy="2229161"/>
+            <wp:effectExtent l="0" t="0" r="8890" b="0"/>
+            <wp:docPr id="2" name="Imagen 2"/>
+            <wp:cNvGraphicFramePr>
+              <a:graphicFrameLocks xmlns:a="http://schemas.openxmlformats.org/drawingml/2006/main" noChangeAspect="1"/>
+            </wp:cNvGraphicFramePr>
+            <a:graphic xmlns:a="http://schemas.openxmlformats.org/drawingml/2006/main">
+              <a:graphicData uri="http://schemas.openxmlformats.org/drawingml/2006/picture">
+                <pic:pic xmlns:pic="http://schemas.openxmlformats.org/drawingml/2006/picture">
+                  <pic:nvPicPr>
+                    <pic:cNvPr id="1" name=""/>
+                    <pic:cNvPicPr/>
+                  </pic:nvPicPr>
+                  <pic:blipFill>
+                    <a:blip r:embed="rId6"/>
+                    <a:stretch>
+                      <a:fillRect/>
+                    </a:stretch>
+                  </pic:blipFill>
+                  <pic:spPr>
+                    <a:xfrm>
+                      <a:off x="0" y="0"/>
+                      <a:ext cx="5553850" cy="2229161"/>
+                    </a:xfrm>
+                    <a:prstGeom prst="rect">
+                      <a:avLst/>
+                    </a:prstGeom>
+                  </pic:spPr>
+                </pic:pic>
+              </a:graphicData>
+            </a:graphic>
+          </wp:inline>
+        </w:drawing>
+      </w:r>
+    </w:p>
+    <w:p>
+      <w:pPr>
+        <w:spacing w:line="240" w:lineRule="auto"/>
+        <w:jc w:val="both"/>
+        <w:rPr>
+          <w:rFonts w:ascii="Times New Roman" w:hAnsi="Times New Roman" w:cs="Times New Roman"/>
+          <w:b/>
+        </w:rPr>
+      </w:pPr>
+    </w:p>
+    <w:p>
+      <w:pPr>
+        <w:spacing w:line="240" w:lineRule="auto"/>
+        <w:jc w:val="both"/>
+        <w:rPr>
+          <w:rFonts w:ascii="Times New Roman" w:hAnsi="Times New Roman" w:cs="Times New Roman"/>
+          <w:b/>
+        </w:rPr>
+      </w:pPr>
+      <w:r>
+        <w:rPr>
+          <w:rFonts w:ascii="Times New Roman" w:hAnsi="Times New Roman" w:cs="Times New Roman"/>
+          <w:b/>
+        </w:rPr>
+        <w:lastRenderedPageBreak/>
+        <w:drawing>
+          <wp:inline distT="0" distB="0" distL="0" distR="0" wp14:anchorId="25794AD0" wp14:editId="55E5C323">
+            <wp:extent cx="5612130" cy="2773680"/>
+            <wp:effectExtent l="0" t="0" r="7620" b="7620"/>
+            <wp:docPr id="3" name="Imagen 3"/>
+            <wp:cNvGraphicFramePr>
+              <a:graphicFrameLocks xmlns:a="http://schemas.openxmlformats.org/drawingml/2006/main" noChangeAspect="1"/>
+            </wp:cNvGraphicFramePr>
+            <a:graphic xmlns:a="http://schemas.openxmlformats.org/drawingml/2006/main">
+              <a:graphicData uri="http://schemas.openxmlformats.org/drawingml/2006/picture">
+                <pic:pic xmlns:pic="http://schemas.openxmlformats.org/drawingml/2006/picture">
+                  <pic:nvPicPr>
+                    <pic:cNvPr id="1" name=""/>
+                    <pic:cNvPicPr/>
+                  </pic:nvPicPr>
+                  <pic:blipFill>
+                    <a:blip r:embed="rId7"/>
+                    <a:stretch>
+                      <a:fillRect/>
+                    </a:stretch>
+                  </pic:blipFill>
+                  <pic:spPr>
+                    <a:xfrm>
+                      <a:off x="0" y="0"/>
+                      <a:ext cx="5612130" cy="2773680"/>
+                    </a:xfrm>
+                    <a:prstGeom prst="rect">
+                      <a:avLst/>
+                    </a:prstGeom>
+                  </pic:spPr>
+                </pic:pic>
+              </a:graphicData>
+            </a:graphic>
+          </wp:inline>
+        </w:drawing>
+      </w:r>
+    </w:p>
+    <w:p>
+      <w:pPr>
+        <w:spacing w:line="240" w:lineRule="auto"/>
+        <w:jc w:val="both"/>
+        <w:rPr>
+          <w:rFonts w:ascii="Times New Roman" w:hAnsi="Times New Roman" w:cs="Times New Roman"/>
+          <w:b/>
+        </w:rPr>
+      </w:pPr>
+    </w:p>
+    <w:p>
+      <w:pPr>
+        <w:spacing w:line="240" w:lineRule="auto"/>
+        <w:jc w:val="both"/>
+        <w:rPr>
+          <w:rFonts w:ascii="Times New Roman" w:hAnsi="Times New Roman" w:cs="Times New Roman"/>
+          <w:b/>
+        </w:rPr>
+      </w:pPr>
+      <w:r>
+        <w:rPr>
+          <w:rFonts w:ascii="Times New Roman" w:hAnsi="Times New Roman" w:cs="Times New Roman"/>
+          <w:b/>
+        </w:rPr>
+        <w:drawing>
+          <wp:inline distT="0" distB="0" distL="0" distR="0" wp14:anchorId="237E021C" wp14:editId="3423C483">
+            <wp:extent cx="4972744" cy="2848373"/>
+            <wp:effectExtent l="0" t="0" r="0" b="9525"/>
+            <wp:docPr id="4" name="Imagen 4"/>
+            <wp:cNvGraphicFramePr>
+              <a:graphicFrameLocks xmlns:a="http://schemas.openxmlformats.org/drawingml/2006/main" noChangeAspect="1"/>
+            </wp:cNvGraphicFramePr>
+            <a:graphic xmlns:a="http://schemas.openxmlformats.org/drawingml/2006/main">
+              <a:graphicData uri="http://schemas.openxmlformats.org/drawingml/2006/picture">
+                <pic:pic xmlns:pic="http://schemas.openxmlformats.org/drawingml/2006/picture">
+                  <pic:nvPicPr>
+                    <pic:cNvPr id="1" name=""/>
+                    <pic:cNvPicPr/>
+                  </pic:nvPicPr>
+                  <pic:blipFill>
+                    <a:blip r:embed="rId8"/>
+                    <a:stretch>
+                      <a:fillRect/>
+                    </a:stretch>
+                  </pic:blipFill>
+                  <pic:spPr>
+                    <a:xfrm>
+                      <a:off x="0" y="0"/>
+                      <a:ext cx="4972744" cy="2848373"/>
+                    </a:xfrm>
+                    <a:prstGeom prst="rect">
+                      <a:avLst/>
+                    </a:prstGeom>
+                  </pic:spPr>
+                </pic:pic>
+              </a:graphicData>
+            </a:graphic>
+          </wp:inline>
+        </w:drawing>
+      </w:r>
+    </w:p>
+    <w:p>
+      <w:pPr>
+        <w:spacing w:line="240" w:lineRule="auto"/>
+        <w:jc w:val="both"/>
+        <w:rPr>
+          <w:rFonts w:ascii="Times New Roman" w:hAnsi="Times New Roman" w:cs="Times New Roman"/>
+          <w:b/>
+        </w:rPr>
+      </w:pPr>
+    </w:p>
+    <w:p>
+      <w:pPr>
+        <w:spacing w:line="240" w:lineRule="auto"/>
+        <w:jc w:val="both"/>
+        <w:rPr>
+          <w:rFonts w:ascii="Times New Roman" w:hAnsi="Times New Roman" w:cs="Times New Roman"/>
+          <w:b/>
+        </w:rPr>
+      </w:pPr>
+      <w:proofErr w:type="spellStart"/>
+      <w:r>
+        <w:rPr>
+          <w:rFonts w:ascii="Times New Roman" w:hAnsi="Times New Roman" w:cs="Times New Roman"/>
+          <w:b/>
+        </w:rPr>
+        <w:t>Commit</w:t>
+      </w:r>
+      <w:proofErr w:type="spellEnd"/>
+      <w:r>
+        <w:rPr>
+          <w:rFonts w:ascii="Times New Roman" w:hAnsi="Times New Roman" w:cs="Times New Roman"/>
+          <w:b/>
+        </w:rPr>
+        <w:t xml:space="preserve"> 1</w:t>
+      </w:r>
+    </w:p>
+    <w:p>
+      <w:pPr>
+        <w:spacing w:line="240" w:lineRule="auto"/>
+        <w:jc w:val="both"/>
+        <w:rPr>
+          <w:rFonts w:ascii="Times New Roman" w:hAnsi="Times New Roman" w:cs="Times New Roman"/>
+          <w:b/>
+        </w:rPr>
+      </w:pPr>
+      <w:r>
+        <w:rPr>
+          <w:rFonts w:ascii="Times New Roman" w:hAnsi="Times New Roman" w:cs="Times New Roman"/>
+          <w:b/>
+        </w:rPr>
+        <w:lastRenderedPageBreak/>
+        <w:drawing>
+          <wp:inline distT="0" distB="0" distL="0" distR="0" wp14:anchorId="7C8EC126" wp14:editId="3630A4F4">
+            <wp:extent cx="5612130" cy="4645660"/>
+            <wp:effectExtent l="0" t="0" r="7620" b="2540"/>
+            <wp:docPr id="5" name="Imagen 5"/>
+            <wp:cNvGraphicFramePr>
+              <a:graphicFrameLocks xmlns:a="http://schemas.openxmlformats.org/drawingml/2006/main" noChangeAspect="1"/>
+            </wp:cNvGraphicFramePr>
+            <a:graphic xmlns:a="http://schemas.openxmlformats.org/drawingml/2006/main">
+              <a:graphicData uri="http://schemas.openxmlformats.org/drawingml/2006/picture">
+                <pic:pic xmlns:pic="http://schemas.openxmlformats.org/drawingml/2006/picture">
+                  <pic:nvPicPr>
+                    <pic:cNvPr id="1" name=""/>
+                    <pic:cNvPicPr/>
+                  </pic:nvPicPr>
+                  <pic:blipFill>
+                    <a:blip r:embed="rId9"/>
+                    <a:stretch>
+                      <a:fillRect/>
+                    </a:stretch>
+                  </pic:blipFill>
+                  <pic:spPr>
+                    <a:xfrm>
+                      <a:off x="0" y="0"/>
+                      <a:ext cx="5612130" cy="4645660"/>
+                    </a:xfrm>
+                    <a:prstGeom prst="rect">
+                      <a:avLst/>
+                    </a:prstGeom>
+                  </pic:spPr>
+                </pic:pic>
+              </a:graphicData>
+            </a:graphic>
+          </wp:inline>
+        </w:drawing>
+      </w:r>
+    </w:p>
+    <w:p>
+      <w:pPr>
+        <w:spacing w:line="240" w:lineRule="auto"/>
+        <w:jc w:val="both"/>
+        <w:rPr>
+          <w:rFonts w:ascii="Times New Roman" w:hAnsi="Times New Roman" w:cs="Times New Roman"/>
+          <w:b/>
+        </w:rPr>
+      </w:pPr>
+    </w:p>
+    <w:p>
+      <w:pPr>
+        <w:spacing w:line="240" w:lineRule="auto"/>
+        <w:jc w:val="both"/>
+        <w:rPr>
+          <w:rFonts w:ascii="Times New Roman" w:hAnsi="Times New Roman" w:cs="Times New Roman"/>
+          <w:b/>
+        </w:rPr>
+      </w:pPr>
+    </w:p>
+    <w:p>
+      <w:pPr>
+        <w:spacing w:line="240" w:lineRule="auto"/>
+        <w:jc w:val="both"/>
+        <w:rPr>
+          <w:rFonts w:ascii="Times New Roman" w:hAnsi="Times New Roman" w:cs="Times New Roman"/>
+          <w:b/>
+        </w:rPr>
+      </w:pPr>
+      <w:proofErr w:type="spellStart"/>
+      <w:r>
+        <w:rPr>
+          <w:rFonts w:ascii="Times New Roman" w:hAnsi="Times New Roman" w:cs="Times New Roman"/>
+          <w:b/>
+        </w:rPr>
+        <w:t>Commit</w:t>
+      </w:r>
+      <w:proofErr w:type="spellEnd"/>
+      <w:r>
+        <w:rPr>
+          <w:rFonts w:ascii="Times New Roman" w:hAnsi="Times New Roman" w:cs="Times New Roman"/>
+          <w:b/>
+        </w:rPr>
+        <w:t xml:space="preserve"> 2</w:t>
+      </w:r>
+    </w:p>
+    <w:p>
+      <w:pPr>
+        <w:spacing w:line="240" w:lineRule="auto"/>
+        <w:jc w:val="both"/>
+        <w:rPr>
+          <w:rFonts w:ascii="Times New Roman" w:hAnsi="Times New Roman" w:cs="Times New Roman"/>
+          <w:b/>
+        </w:rPr>
+      </w:pPr>
+      <w:r>
+        <w:rPr>
+          <w:rFonts w:ascii="Times New Roman" w:hAnsi="Times New Roman" w:cs="Times New Roman"/>
+          <w:b/>
+        </w:rPr>
+        <w:lastRenderedPageBreak/>
+        <w:drawing>
+          <wp:inline distT="0" distB="0" distL="0" distR="0" wp14:anchorId="10C4A763" wp14:editId="4203B115">
+            <wp:extent cx="5612130" cy="3833495"/>
+            <wp:effectExtent l="0" t="0" r="7620" b="0"/>
+            <wp:docPr id="6" name="Imagen 6"/>
+            <wp:cNvGraphicFramePr>
+              <a:graphicFrameLocks xmlns:a="http://schemas.openxmlformats.org/drawingml/2006/main" noChangeAspect="1"/>
+            </wp:cNvGraphicFramePr>
+            <a:graphic xmlns:a="http://schemas.openxmlformats.org/drawingml/2006/main">
+              <a:graphicData uri="http://schemas.openxmlformats.org/drawingml/2006/picture">
+                <pic:pic xmlns:pic="http://schemas.openxmlformats.org/drawingml/2006/picture">
+                  <pic:nvPicPr>
+                    <pic:cNvPr id="1" name=""/>
+                    <pic:cNvPicPr/>
+                  </pic:nvPicPr>
+                  <pic:blipFill>
+                    <a:blip r:embed="rId10"/>
+                    <a:stretch>
+                      <a:fillRect/>
+                    </a:stretch>
+                  </pic:blipFill>
+                  <pic:spPr>
+                    <a:xfrm>
+                      <a:off x="0" y="0"/>
+                      <a:ext cx="5612130" cy="3833495"/>
+                    </a:xfrm>
+                    <a:prstGeom prst="rect">
+                      <a:avLst/>
+                    </a:prstGeom>
+                  </pic:spPr>
+                </pic:pic>
+              </a:graphicData>
+            </a:graphic>
+          </wp:inline>
+        </w:drawing>
+      </w:r>
+    </w:p>
+    <w:p>
+      <w:pPr>
+        <w:spacing w:line="240" w:lineRule="auto"/>
+        <w:jc w:val="both"/>
+        <w:rPr>
+          <w:rFonts w:ascii="Times New Roman" w:hAnsi="Times New Roman" w:cs="Times New Roman"/>
+          <w:b/>
+        </w:rPr>
+      </w:pPr>
+    </w:p>
+    <w:p>
+      <w:pPr>
+        <w:spacing w:line="240" w:lineRule="auto"/>
+        <w:jc w:val="both"/>
+        <w:rPr>
+          <w:rFonts w:ascii="Times New Roman" w:hAnsi="Times New Roman" w:cs="Times New Roman"/>
+          <w:b/>
+        </w:rPr>
+      </w:pPr>
+      <w:proofErr w:type="spellStart"/>
+      <w:r>
+        <w:rPr>
+          <w:rFonts w:ascii="Times New Roman" w:hAnsi="Times New Roman" w:cs="Times New Roman"/>
+          <w:b/>
+        </w:rPr>
+        <w:t>Commit</w:t>
+      </w:r>
+      <w:proofErr w:type="spellEnd"/>
+      <w:r>
+        <w:rPr>
+          <w:rFonts w:ascii="Times New Roman" w:hAnsi="Times New Roman" w:cs="Times New Roman"/>
+          <w:b/>
+        </w:rPr>
+        <w:t xml:space="preserve"> 3</w:t>
+      </w:r>
+    </w:p>
+    <w:p>
+      <w:pPr>
+        <w:spacing w:line="240" w:lineRule="auto"/>
+        <w:jc w:val="both"/>
+        <w:rPr>
+          <w:rFonts w:ascii="Times New Roman" w:hAnsi="Times New Roman" w:cs="Times New Roman"/>
+          <w:b/>
+        </w:rPr>
+      </w:pPr>
+      <w:r>
+        <w:rPr>
+          <w:rFonts w:ascii="Times New Roman" w:hAnsi="Times New Roman" w:cs="Times New Roman"/>
+          <w:b/>
+        </w:rPr>
+        <w:lastRenderedPageBreak/>
+        <w:drawing>
+          <wp:inline distT="0" distB="0" distL="0" distR="0" wp14:anchorId="256D2652" wp14:editId="109B4B1A">
+            <wp:extent cx="5612130" cy="4511040"/>
+            <wp:effectExtent l="0" t="0" r="7620" b="3810"/>
+            <wp:docPr id="7" name="Imagen 7"/>
+            <wp:cNvGraphicFramePr>
+              <a:graphicFrameLocks xmlns:a="http://schemas.openxmlformats.org/drawingml/2006/main" noChangeAspect="1"/>
+            </wp:cNvGraphicFramePr>
+            <a:graphic xmlns:a="http://schemas.openxmlformats.org/drawingml/2006/main">
+              <a:graphicData uri="http://schemas.openxmlformats.org/drawingml/2006/picture">
+                <pic:pic xmlns:pic="http://schemas.openxmlformats.org/drawingml/2006/picture">
+                  <pic:nvPicPr>
+                    <pic:cNvPr id="1" name=""/>
+                    <pic:cNvPicPr/>
+                  </pic:nvPicPr>
+                  <pic:blipFill>
+                    <a:blip r:embed="rId11"/>
+                    <a:stretch>
+                      <a:fillRect/>
+                    </a:stretch>
+                  </pic:blipFill>
+                  <pic:spPr>
+                    <a:xfrm>
+                      <a:off x="0" y="0"/>
+                      <a:ext cx="5612130" cy="4511040"/>
                     </a:xfrm>
                     <a:prstGeom prst="rect">
                       <a:avLst/>

--- a/evaluacion practica.docx
+++ b/evaluacion practica.docx
@@ -1050,23 +1050,7 @@
           <w:rFonts w:ascii="Times New Roman" w:hAnsi="Times New Roman" w:cs="Times New Roman"/>
           <w:bCs/>
         </w:rPr>
-        <w:t>El dueño (</w:t>
-      </w:r>
-      <w:proofErr w:type="spellStart"/>
-      <w:r>
-        <w:rPr>
-          <w:rFonts w:ascii="Times New Roman" w:hAnsi="Times New Roman" w:cs="Times New Roman"/>
-          <w:bCs/>
-        </w:rPr>
-        <w:t>admin</w:t>
-      </w:r>
-      <w:proofErr w:type="spellEnd"/>
-      <w:r>
-        <w:rPr>
-          <w:rFonts w:ascii="Times New Roman" w:hAnsi="Times New Roman" w:cs="Times New Roman"/>
-          <w:bCs/>
-        </w:rPr>
-        <w:t>) que se encargara de gestionar los usuarios</w:t>
+        <w:t>El dueño (admin) que se encargara de gestionar los usuarios</w:t>
       </w:r>
     </w:p>
     <w:p>
@@ -3158,16 +3142,8 @@
         <w:rPr>
           <w:rFonts w:ascii="Times New Roman" w:hAnsi="Times New Roman" w:cs="Times New Roman"/>
         </w:rPr>
-        <w:t>-</w:t>
-      </w:r>
-      <w:proofErr w:type="spellStart"/>
-      <w:r>
-        <w:rPr>
-          <w:rFonts w:ascii="Times New Roman" w:hAnsi="Times New Roman" w:cs="Times New Roman"/>
-        </w:rPr>
-        <w:t>hebermijango</w:t>
-      </w:r>
-      <w:proofErr w:type="spellEnd"/>
+        <w:t>-hebermijango</w:t>
+      </w:r>
       <w:r>
         <w:rPr>
           <w:rFonts w:ascii="Times New Roman" w:hAnsi="Times New Roman" w:cs="Times New Roman"/>
@@ -3363,23 +3339,7 @@
           <w:rFonts w:ascii="Times New Roman" w:hAnsi="Times New Roman" w:cs="Times New Roman"/>
           <w:b/>
         </w:rPr>
-        <w:t xml:space="preserve">Al trabajar en </w:t>
-      </w:r>
-      <w:proofErr w:type="spellStart"/>
-      <w:r>
-        <w:rPr>
-          <w:rFonts w:ascii="Times New Roman" w:hAnsi="Times New Roman" w:cs="Times New Roman"/>
-          <w:b/>
-        </w:rPr>
-        <w:t>git</w:t>
-      </w:r>
-      <w:proofErr w:type="spellEnd"/>
-      <w:r>
-        <w:rPr>
-          <w:rFonts w:ascii="Times New Roman" w:hAnsi="Times New Roman" w:cs="Times New Roman"/>
-          <w:b/>
-        </w:rPr>
-        <w:t xml:space="preserve"> las capturas deben mostrar su usuario (pc personal). Que identifique su nombre como su correo.</w:t>
+        <w:t>Al trabajar en git las capturas deben mostrar su usuario (pc personal). Que identifique su nombre como su correo.</w:t>
       </w:r>
     </w:p>
     <w:p>
@@ -3739,21 +3699,12 @@
           <w:b/>
         </w:rPr>
       </w:pPr>
-      <w:proofErr w:type="spellStart"/>
-      <w:r>
-        <w:rPr>
-          <w:rFonts w:ascii="Times New Roman" w:hAnsi="Times New Roman" w:cs="Times New Roman"/>
-          <w:b/>
-        </w:rPr>
-        <w:t>Commit</w:t>
-      </w:r>
-      <w:proofErr w:type="spellEnd"/>
-      <w:r>
-        <w:rPr>
-          <w:rFonts w:ascii="Times New Roman" w:hAnsi="Times New Roman" w:cs="Times New Roman"/>
-          <w:b/>
-        </w:rPr>
-        <w:t xml:space="preserve"> 1</w:t>
+      <w:r>
+        <w:rPr>
+          <w:rFonts w:ascii="Times New Roman" w:hAnsi="Times New Roman" w:cs="Times New Roman"/>
+          <w:b/>
+        </w:rPr>
+        <w:t>Commit 1</w:t>
       </w:r>
     </w:p>
     <w:p>
@@ -3837,21 +3788,12 @@
           <w:b/>
         </w:rPr>
       </w:pPr>
-      <w:proofErr w:type="spellStart"/>
-      <w:r>
-        <w:rPr>
-          <w:rFonts w:ascii="Times New Roman" w:hAnsi="Times New Roman" w:cs="Times New Roman"/>
-          <w:b/>
-        </w:rPr>
-        <w:t>Commit</w:t>
-      </w:r>
-      <w:proofErr w:type="spellEnd"/>
-      <w:r>
-        <w:rPr>
-          <w:rFonts w:ascii="Times New Roman" w:hAnsi="Times New Roman" w:cs="Times New Roman"/>
-          <w:b/>
-        </w:rPr>
-        <w:t xml:space="preserve"> 2</w:t>
+      <w:r>
+        <w:rPr>
+          <w:rFonts w:ascii="Times New Roman" w:hAnsi="Times New Roman" w:cs="Times New Roman"/>
+          <w:b/>
+        </w:rPr>
+        <w:t>Commit 2</w:t>
       </w:r>
     </w:p>
     <w:p>
@@ -3925,21 +3867,12 @@
           <w:b/>
         </w:rPr>
       </w:pPr>
-      <w:proofErr w:type="spellStart"/>
-      <w:r>
-        <w:rPr>
-          <w:rFonts w:ascii="Times New Roman" w:hAnsi="Times New Roman" w:cs="Times New Roman"/>
-          <w:b/>
-        </w:rPr>
-        <w:t>Commit</w:t>
-      </w:r>
-      <w:proofErr w:type="spellEnd"/>
-      <w:r>
-        <w:rPr>
-          <w:rFonts w:ascii="Times New Roman" w:hAnsi="Times New Roman" w:cs="Times New Roman"/>
-          <w:b/>
-        </w:rPr>
-        <w:t xml:space="preserve"> 3</w:t>
+      <w:r>
+        <w:rPr>
+          <w:rFonts w:ascii="Times New Roman" w:hAnsi="Times New Roman" w:cs="Times New Roman"/>
+          <w:b/>
+        </w:rPr>
+        <w:t>Commit 3</w:t>
       </w:r>
     </w:p>
     <w:p>
@@ -3982,6 +3915,67 @@
                     <a:xfrm>
                       <a:off x="0" y="0"/>
                       <a:ext cx="5612130" cy="4511040"/>
+                    </a:xfrm>
+                    <a:prstGeom prst="rect">
+                      <a:avLst/>
+                    </a:prstGeom>
+                  </pic:spPr>
+                </pic:pic>
+              </a:graphicData>
+            </a:graphic>
+          </wp:inline>
+        </w:drawing>
+      </w:r>
+    </w:p>
+    <w:p>
+      <w:pPr>
+        <w:spacing w:line="240" w:lineRule="auto"/>
+        <w:jc w:val="both"/>
+        <w:rPr>
+          <w:rFonts w:ascii="Times New Roman" w:hAnsi="Times New Roman" w:cs="Times New Roman"/>
+          <w:b/>
+        </w:rPr>
+      </w:pPr>
+    </w:p>
+    <w:p>
+      <w:pPr>
+        <w:spacing w:line="240" w:lineRule="auto"/>
+        <w:jc w:val="both"/>
+        <w:rPr>
+          <w:rFonts w:ascii="Times New Roman" w:hAnsi="Times New Roman" w:cs="Times New Roman"/>
+          <w:b/>
+        </w:rPr>
+      </w:pPr>
+      <w:r>
+        <w:rPr>
+          <w:rFonts w:ascii="Times New Roman" w:hAnsi="Times New Roman" w:cs="Times New Roman"/>
+          <w:b/>
+        </w:rPr>
+        <w:drawing>
+          <wp:inline distT="0" distB="0" distL="0" distR="0" wp14:anchorId="156D95FD" wp14:editId="116D0C63">
+            <wp:extent cx="5612130" cy="2715260"/>
+            <wp:effectExtent l="0" t="0" r="7620" b="8890"/>
+            <wp:docPr id="8" name="Imagen 8"/>
+            <wp:cNvGraphicFramePr>
+              <a:graphicFrameLocks xmlns:a="http://schemas.openxmlformats.org/drawingml/2006/main" noChangeAspect="1"/>
+            </wp:cNvGraphicFramePr>
+            <a:graphic xmlns:a="http://schemas.openxmlformats.org/drawingml/2006/main">
+              <a:graphicData uri="http://schemas.openxmlformats.org/drawingml/2006/picture">
+                <pic:pic xmlns:pic="http://schemas.openxmlformats.org/drawingml/2006/picture">
+                  <pic:nvPicPr>
+                    <pic:cNvPr id="1" name=""/>
+                    <pic:cNvPicPr/>
+                  </pic:nvPicPr>
+                  <pic:blipFill>
+                    <a:blip r:embed="rId12"/>
+                    <a:stretch>
+                      <a:fillRect/>
+                    </a:stretch>
+                  </pic:blipFill>
+                  <pic:spPr>
+                    <a:xfrm>
+                      <a:off x="0" y="0"/>
+                      <a:ext cx="5612130" cy="2715260"/>
                     </a:xfrm>
                     <a:prstGeom prst="rect">
                       <a:avLst/>

--- a/evaluacion practica.docx
+++ b/evaluacion practica.docx
@@ -3768,54 +3768,16 @@
           <w:b/>
         </w:rPr>
       </w:pPr>
-    </w:p>
-    <w:p>
-      <w:pPr>
-        <w:spacing w:line="240" w:lineRule="auto"/>
-        <w:jc w:val="both"/>
-        <w:rPr>
-          <w:rFonts w:ascii="Times New Roman" w:hAnsi="Times New Roman" w:cs="Times New Roman"/>
-          <w:b/>
-        </w:rPr>
-      </w:pPr>
-    </w:p>
-    <w:p>
-      <w:pPr>
-        <w:spacing w:line="240" w:lineRule="auto"/>
-        <w:jc w:val="both"/>
-        <w:rPr>
-          <w:rFonts w:ascii="Times New Roman" w:hAnsi="Times New Roman" w:cs="Times New Roman"/>
-          <w:b/>
-        </w:rPr>
-      </w:pPr>
-      <w:r>
-        <w:rPr>
-          <w:rFonts w:ascii="Times New Roman" w:hAnsi="Times New Roman" w:cs="Times New Roman"/>
-          <w:b/>
-        </w:rPr>
-        <w:t>Commit 2</w:t>
-      </w:r>
-    </w:p>
-    <w:p>
-      <w:pPr>
-        <w:spacing w:line="240" w:lineRule="auto"/>
-        <w:jc w:val="both"/>
-        <w:rPr>
-          <w:rFonts w:ascii="Times New Roman" w:hAnsi="Times New Roman" w:cs="Times New Roman"/>
-          <w:b/>
-        </w:rPr>
-      </w:pPr>
-      <w:r>
-        <w:rPr>
-          <w:rFonts w:ascii="Times New Roman" w:hAnsi="Times New Roman" w:cs="Times New Roman"/>
-          <w:b/>
-        </w:rPr>
-        <w:lastRenderedPageBreak/>
+      <w:r>
+        <w:rPr>
+          <w:rFonts w:ascii="Times New Roman" w:hAnsi="Times New Roman" w:cs="Times New Roman"/>
+          <w:b/>
+        </w:rPr>
         <w:drawing>
-          <wp:inline distT="0" distB="0" distL="0" distR="0" wp14:anchorId="10C4A763" wp14:editId="4203B115">
-            <wp:extent cx="5612130" cy="3833495"/>
-            <wp:effectExtent l="0" t="0" r="7620" b="0"/>
-            <wp:docPr id="6" name="Imagen 6"/>
+          <wp:inline distT="0" distB="0" distL="0" distR="0" wp14:anchorId="6DC7F8FF" wp14:editId="72D431C3">
+            <wp:extent cx="5612130" cy="1996440"/>
+            <wp:effectExtent l="0" t="0" r="7620" b="3810"/>
+            <wp:docPr id="10" name="Imagen 10"/>
             <wp:cNvGraphicFramePr>
               <a:graphicFrameLocks xmlns:a="http://schemas.openxmlformats.org/drawingml/2006/main" noChangeAspect="1"/>
             </wp:cNvGraphicFramePr>
@@ -3835,7 +3797,7 @@
                   <pic:spPr>
                     <a:xfrm>
                       <a:off x="0" y="0"/>
-                      <a:ext cx="5612130" cy="3833495"/>
+                      <a:ext cx="5612130" cy="1996440"/>
                     </a:xfrm>
                     <a:prstGeom prst="rect">
                       <a:avLst/>
@@ -3867,12 +3829,22 @@
           <w:b/>
         </w:rPr>
       </w:pPr>
-      <w:r>
-        <w:rPr>
-          <w:rFonts w:ascii="Times New Roman" w:hAnsi="Times New Roman" w:cs="Times New Roman"/>
-          <w:b/>
-        </w:rPr>
-        <w:t>Commit 3</w:t>
+    </w:p>
+    <w:p>
+      <w:pPr>
+        <w:spacing w:line="240" w:lineRule="auto"/>
+        <w:jc w:val="both"/>
+        <w:rPr>
+          <w:rFonts w:ascii="Times New Roman" w:hAnsi="Times New Roman" w:cs="Times New Roman"/>
+          <w:b/>
+        </w:rPr>
+      </w:pPr>
+      <w:r>
+        <w:rPr>
+          <w:rFonts w:ascii="Times New Roman" w:hAnsi="Times New Roman" w:cs="Times New Roman"/>
+          <w:b/>
+        </w:rPr>
+        <w:t>Commit 2</w:t>
       </w:r>
     </w:p>
     <w:p>
@@ -3891,10 +3863,10 @@
         </w:rPr>
         <w:lastRenderedPageBreak/>
         <w:drawing>
-          <wp:inline distT="0" distB="0" distL="0" distR="0" wp14:anchorId="256D2652" wp14:editId="109B4B1A">
-            <wp:extent cx="5612130" cy="4511040"/>
-            <wp:effectExtent l="0" t="0" r="7620" b="3810"/>
-            <wp:docPr id="7" name="Imagen 7"/>
+          <wp:inline distT="0" distB="0" distL="0" distR="0" wp14:anchorId="10C4A763" wp14:editId="4203B115">
+            <wp:extent cx="5612130" cy="3833495"/>
+            <wp:effectExtent l="0" t="0" r="7620" b="0"/>
+            <wp:docPr id="6" name="Imagen 6"/>
             <wp:cNvGraphicFramePr>
               <a:graphicFrameLocks xmlns:a="http://schemas.openxmlformats.org/drawingml/2006/main" noChangeAspect="1"/>
             </wp:cNvGraphicFramePr>
@@ -3914,6 +3886,136 @@
                   <pic:spPr>
                     <a:xfrm>
                       <a:off x="0" y="0"/>
+                      <a:ext cx="5612130" cy="3833495"/>
+                    </a:xfrm>
+                    <a:prstGeom prst="rect">
+                      <a:avLst/>
+                    </a:prstGeom>
+                  </pic:spPr>
+                </pic:pic>
+              </a:graphicData>
+            </a:graphic>
+          </wp:inline>
+        </w:drawing>
+      </w:r>
+    </w:p>
+    <w:p>
+      <w:pPr>
+        <w:spacing w:line="240" w:lineRule="auto"/>
+        <w:jc w:val="both"/>
+        <w:rPr>
+          <w:rFonts w:ascii="Times New Roman" w:hAnsi="Times New Roman" w:cs="Times New Roman"/>
+          <w:b/>
+        </w:rPr>
+      </w:pPr>
+      <w:r>
+        <w:rPr>
+          <w:rFonts w:ascii="Times New Roman" w:hAnsi="Times New Roman" w:cs="Times New Roman"/>
+          <w:b/>
+        </w:rPr>
+        <w:drawing>
+          <wp:inline distT="0" distB="0" distL="0" distR="0" wp14:anchorId="1A6BFBD5" wp14:editId="4D8108AD">
+            <wp:extent cx="5612130" cy="2640965"/>
+            <wp:effectExtent l="0" t="0" r="7620" b="6985"/>
+            <wp:docPr id="9" name="Imagen 9"/>
+            <wp:cNvGraphicFramePr>
+              <a:graphicFrameLocks xmlns:a="http://schemas.openxmlformats.org/drawingml/2006/main" noChangeAspect="1"/>
+            </wp:cNvGraphicFramePr>
+            <a:graphic xmlns:a="http://schemas.openxmlformats.org/drawingml/2006/main">
+              <a:graphicData uri="http://schemas.openxmlformats.org/drawingml/2006/picture">
+                <pic:pic xmlns:pic="http://schemas.openxmlformats.org/drawingml/2006/picture">
+                  <pic:nvPicPr>
+                    <pic:cNvPr id="1" name=""/>
+                    <pic:cNvPicPr/>
+                  </pic:nvPicPr>
+                  <pic:blipFill>
+                    <a:blip r:embed="rId12"/>
+                    <a:stretch>
+                      <a:fillRect/>
+                    </a:stretch>
+                  </pic:blipFill>
+                  <pic:spPr>
+                    <a:xfrm>
+                      <a:off x="0" y="0"/>
+                      <a:ext cx="5612130" cy="2640965"/>
+                    </a:xfrm>
+                    <a:prstGeom prst="rect">
+                      <a:avLst/>
+                    </a:prstGeom>
+                  </pic:spPr>
+                </pic:pic>
+              </a:graphicData>
+            </a:graphic>
+          </wp:inline>
+        </w:drawing>
+      </w:r>
+    </w:p>
+    <w:p>
+      <w:pPr>
+        <w:spacing w:line="240" w:lineRule="auto"/>
+        <w:jc w:val="both"/>
+        <w:rPr>
+          <w:rFonts w:ascii="Times New Roman" w:hAnsi="Times New Roman" w:cs="Times New Roman"/>
+          <w:b/>
+        </w:rPr>
+      </w:pPr>
+    </w:p>
+    <w:p>
+      <w:pPr>
+        <w:spacing w:line="240" w:lineRule="auto"/>
+        <w:jc w:val="both"/>
+        <w:rPr>
+          <w:rFonts w:ascii="Times New Roman" w:hAnsi="Times New Roman" w:cs="Times New Roman"/>
+          <w:b/>
+        </w:rPr>
+      </w:pPr>
+      <w:r>
+        <w:rPr>
+          <w:rFonts w:ascii="Times New Roman" w:hAnsi="Times New Roman" w:cs="Times New Roman"/>
+          <w:b/>
+        </w:rPr>
+        <w:t>Commit 3</w:t>
+      </w:r>
+    </w:p>
+    <w:p>
+      <w:pPr>
+        <w:spacing w:line="240" w:lineRule="auto"/>
+        <w:jc w:val="both"/>
+        <w:rPr>
+          <w:rFonts w:ascii="Times New Roman" w:hAnsi="Times New Roman" w:cs="Times New Roman"/>
+          <w:b/>
+        </w:rPr>
+      </w:pPr>
+      <w:r>
+        <w:rPr>
+          <w:rFonts w:ascii="Times New Roman" w:hAnsi="Times New Roman" w:cs="Times New Roman"/>
+          <w:b/>
+        </w:rPr>
+        <w:lastRenderedPageBreak/>
+        <w:drawing>
+          <wp:inline distT="0" distB="0" distL="0" distR="0" wp14:anchorId="256D2652" wp14:editId="109B4B1A">
+            <wp:extent cx="5612130" cy="4511040"/>
+            <wp:effectExtent l="0" t="0" r="7620" b="3810"/>
+            <wp:docPr id="7" name="Imagen 7"/>
+            <wp:cNvGraphicFramePr>
+              <a:graphicFrameLocks xmlns:a="http://schemas.openxmlformats.org/drawingml/2006/main" noChangeAspect="1"/>
+            </wp:cNvGraphicFramePr>
+            <a:graphic xmlns:a="http://schemas.openxmlformats.org/drawingml/2006/main">
+              <a:graphicData uri="http://schemas.openxmlformats.org/drawingml/2006/picture">
+                <pic:pic xmlns:pic="http://schemas.openxmlformats.org/drawingml/2006/picture">
+                  <pic:nvPicPr>
+                    <pic:cNvPr id="1" name=""/>
+                    <pic:cNvPicPr/>
+                  </pic:nvPicPr>
+                  <pic:blipFill>
+                    <a:blip r:embed="rId13"/>
+                    <a:stretch>
+                      <a:fillRect/>
+                    </a:stretch>
+                  </pic:blipFill>
+                  <pic:spPr>
+                    <a:xfrm>
+                      <a:off x="0" y="0"/>
                       <a:ext cx="5612130" cy="4511040"/>
                     </a:xfrm>
                     <a:prstGeom prst="rect">
@@ -3967,7 +4069,7 @@
                     <pic:cNvPicPr/>
                   </pic:nvPicPr>
                   <pic:blipFill>
-                    <a:blip r:embed="rId12"/>
+                    <a:blip r:embed="rId14"/>
                     <a:stretch>
                       <a:fillRect/>
                     </a:stretch>
